--- a/ARTIGO ANÁLISE DE CONDIÇÕES MICROCLIMÁTICAS NO CAMPUS UNIVERSITÁRIO DA UFRN, NATAL, RN.docx
+++ b/ARTIGO ANÁLISE DE CONDIÇÕES MICROCLIMÁTICAS NO CAMPUS UNIVERSITÁRIO DA UFRN, NATAL, RN.docx
@@ -41,7 +41,7 @@
           <w:pgNumType w:start="1"/>
         </w:sectPr>
       </w:pPr>
-      <w:bookmarkStart w:colFirst="0" w:colLast="0" w:name="_pyrgdyk6ghbo" w:id="0"/>
+      <w:bookmarkStart w:colFirst="0" w:colLast="0" w:name="_wn7nmytjozmp" w:id="0"/>
       <w:bookmarkEnd w:id="0"/>
       <w:r>
         <w:rPr>
@@ -340,12 +340,12 @@
             <wp:extent cx="5715000" cy="3139939"/>
             <wp:effectExtent b="0" l="0" r="0" t="0"/>
             <wp:wrapSquare wrapText="bothSides" distB="114300" distT="114300" distL="114300" distR="114300"/>
-            <wp:docPr id="3" name="image1.jpg"/>
+            <wp:docPr id="1" name="image3.jpg"/>
             <a:graphic>
               <a:graphicData uri="http://schemas.openxmlformats.org/drawingml/2006/picture">
                 <pic:pic>
                   <pic:nvPicPr>
-                    <pic:cNvPr id="0" name="image1.jpg"/>
+                    <pic:cNvPr id="0" name="image3.jpg"/>
                     <pic:cNvPicPr preferRelativeResize="0"/>
                   </pic:nvPicPr>
                   <pic:blipFill>
@@ -2592,15 +2592,15 @@
           <wp:anchor allowOverlap="1" behindDoc="0" distB="114300" distT="114300" distL="114300" distR="114300" hidden="0" layoutInCell="1" locked="0" relativeHeight="0" simplePos="0">
             <wp:simplePos x="0" y="0"/>
             <wp:positionH relativeFrom="column">
-              <wp:posOffset>-459104</wp:posOffset>
+              <wp:posOffset>-335279</wp:posOffset>
             </wp:positionH>
             <wp:positionV relativeFrom="paragraph">
-              <wp:posOffset>2076450</wp:posOffset>
+              <wp:posOffset>180975</wp:posOffset>
             </wp:positionV>
-            <wp:extent cx="6869430" cy="1835633"/>
+            <wp:extent cx="6707505" cy="1792749"/>
             <wp:effectExtent b="0" l="0" r="0" t="0"/>
             <wp:wrapSquare wrapText="bothSides" distB="114300" distT="114300" distL="114300" distR="114300"/>
-            <wp:docPr id="1" name="image2.png"/>
+            <wp:docPr id="2" name="image2.png"/>
             <a:graphic>
               <a:graphicData uri="http://schemas.openxmlformats.org/drawingml/2006/picture">
                 <pic:pic>
@@ -2618,7 +2618,7 @@
                   <pic:spPr>
                     <a:xfrm>
                       <a:off x="0" y="0"/>
-                      <a:ext cx="6869430" cy="1835633"/>
+                      <a:ext cx="6707505" cy="1792749"/>
                     </a:xfrm>
                     <a:prstGeom prst="rect"/>
                     <a:ln/>
@@ -2634,20 +2634,20 @@
           <wp:anchor allowOverlap="1" behindDoc="0" distB="114300" distT="114300" distL="114300" distR="114300" hidden="0" layoutInCell="1" locked="0" relativeHeight="0" simplePos="0">
             <wp:simplePos x="0" y="0"/>
             <wp:positionH relativeFrom="column">
-              <wp:posOffset>-335279</wp:posOffset>
+              <wp:posOffset>-459104</wp:posOffset>
             </wp:positionH>
             <wp:positionV relativeFrom="paragraph">
-              <wp:posOffset>180975</wp:posOffset>
+              <wp:posOffset>2076450</wp:posOffset>
             </wp:positionV>
-            <wp:extent cx="6707505" cy="1792749"/>
+            <wp:extent cx="6869430" cy="1835633"/>
             <wp:effectExtent b="0" l="0" r="0" t="0"/>
             <wp:wrapSquare wrapText="bothSides" distB="114300" distT="114300" distL="114300" distR="114300"/>
-            <wp:docPr id="2" name="image3.png"/>
+            <wp:docPr id="3" name="image1.png"/>
             <a:graphic>
               <a:graphicData uri="http://schemas.openxmlformats.org/drawingml/2006/picture">
                 <pic:pic>
                   <pic:nvPicPr>
-                    <pic:cNvPr id="0" name="image3.png"/>
+                    <pic:cNvPr id="0" name="image1.png"/>
                     <pic:cNvPicPr preferRelativeResize="0"/>
                   </pic:nvPicPr>
                   <pic:blipFill>
@@ -2660,7 +2660,7 @@
                   <pic:spPr>
                     <a:xfrm>
                       <a:off x="0" y="0"/>
-                      <a:ext cx="6707505" cy="1792749"/>
+                      <a:ext cx="6869430" cy="1835633"/>
                     </a:xfrm>
                     <a:prstGeom prst="rect"/>
                     <a:ln/>
